--- a/LaTeXBookCode/PublicationProposal/Vernon_Press/Booth_Teas_VernonPress_proposal_FILLED.docx
+++ b/LaTeXBookCode/PublicationProposal/Vernon_Press/Booth_Teas_VernonPress_proposal_FILLED.docx
@@ -2,132 +2,76 @@
 <file path=word/document.xml><?xml version="1.0" encoding="utf-8"?>
 <w:document xmlns:w="http://schemas.openxmlformats.org/wordprocessingml/2006/main" xmlns:m="http://schemas.openxmlformats.org/officeDocument/2006/math" xmlns:r="http://schemas.openxmlformats.org/officeDocument/2006/relationships" xmlns:o="urn:schemas-microsoft-com:office:office" xmlns:v="urn:schemas-microsoft-com:vml" xmlns:w10="urn:schemas-microsoft-com:office:word" xmlns:a="http://schemas.openxmlformats.org/drawingml/2006/main" xmlns:pic="http://schemas.openxmlformats.org/drawingml/2006/picture" xmlns:wp="http://schemas.openxmlformats.org/drawingml/2006/wordprocessingDrawing">
   <w:body>
-    <w:p>
-      <w:pPr>
-        <w:pStyle w:val="Title"/>
-      </w:pPr>
-      <w:r>
-        <w:t xml:space="preserve">Book</w:t>
+    <w:bookmarkStart w:id="31" w:name="X57108008cf189cf627afb8538c24daa128aea1a"/>
+    <w:p>
+      <w:pPr>
+        <w:pStyle w:val="Heading1"/>
+      </w:pPr>
+      <w:r>
+        <w:t xml:space="preserve">Vernon Press proposal form — content to paste</w:t>
+      </w:r>
+    </w:p>
+    <w:p>
+      <w:pPr>
+        <w:pStyle w:val="FirstParagraph"/>
+      </w:pPr>
+      <w:r>
+        <w:t xml:space="preserve">Field numbers match</w:t>
       </w:r>
       <w:r>
         <w:t xml:space="preserve"> </w:t>
       </w:r>
       <w:r>
-        <w:t xml:space="preserve">Proposal:</w:t>
+        <w:rPr>
+          <w:rStyle w:val="VerbatimChar"/>
+        </w:rPr>
+        <w:t xml:space="preserve">vernon_press_proposal_form_BLANK.docx</w:t>
       </w:r>
       <w:r>
         <w:t xml:space="preserve"> </w:t>
       </w:r>
       <w:r>
-        <w:t xml:space="preserve">Applied</w:t>
+        <w:t xml:space="preserve">exactly. Their cap is</w:t>
       </w:r>
       <w:r>
         <w:t xml:space="preserve"> </w:t>
       </w:r>
       <w:r>
-        <w:t xml:space="preserve">Program</w:t>
+        <w:rPr>
+          <w:bCs/>
+          <w:b/>
+        </w:rPr>
+        <w:t xml:space="preserve">5 pages</w:t>
+      </w:r>
+      <w:r>
+        <w:t xml:space="preserve">, so this is written tight.</w:t>
+      </w:r>
+    </w:p>
+    <w:p>
+      <w:r>
+        <w:pict>
+          <v:rect style="width:0;height:1.5pt" o:hralign="center" o:hrstd="t" o:hr="t"/>
+        </w:pict>
+      </w:r>
+    </w:p>
+    <w:bookmarkStart w:id="20" w:name="authors-names-and-affiliations"/>
+    <w:p>
+      <w:pPr>
+        <w:pStyle w:val="Heading2"/>
+      </w:pPr>
+      <w:r>
+        <w:t xml:space="preserve">1. Author(s)’ names and affiliations</w:t>
+      </w:r>
+    </w:p>
+    <w:p>
+      <w:pPr>
+        <w:pStyle w:val="FirstParagraph"/>
+      </w:pPr>
+      <w:r>
+        <w:t xml:space="preserve">Eric A. Booth, Senior Researcher, Texas 2036, Austin, Texas, USA</w:t>
       </w:r>
       <w:r>
         <w:t xml:space="preserve"> </w:t>
-      </w:r>
-      <w:r>
-        <w:t xml:space="preserve">Evaluation</w:t>
-      </w:r>
-      <w:r>
-        <w:t xml:space="preserve"> </w:t>
-      </w:r>
-      <w:r>
-        <w:t xml:space="preserve">Using</w:t>
-      </w:r>
-      <w:r>
-        <w:t xml:space="preserve"> </w:t>
-      </w:r>
-      <w:r>
-        <w:t xml:space="preserve">Stata</w:t>
-      </w:r>
-    </w:p>
-    <w:p>
-      <w:pPr>
-        <w:pStyle w:val="Author"/>
-      </w:pPr>
-      <w:r>
-        <w:t xml:space="preserve">Eric</w:t>
-      </w:r>
-      <w:r>
-        <w:t xml:space="preserve"> </w:t>
-      </w:r>
-      <w:r>
-        <w:t xml:space="preserve">A.</w:t>
-      </w:r>
-      <w:r>
-        <w:t xml:space="preserve"> </w:t>
-      </w:r>
-      <w:r>
-        <w:t xml:space="preserve">Booth</w:t>
-      </w:r>
-      <w:r>
-        <w:t xml:space="preserve"> </w:t>
-      </w:r>
-      <w:r>
-        <w:t xml:space="preserve">and</w:t>
-      </w:r>
-      <w:r>
-        <w:t xml:space="preserve"> </w:t>
-      </w:r>
-      <w:r>
-        <w:t xml:space="preserve">Elizabeth</w:t>
-      </w:r>
-      <w:r>
-        <w:t xml:space="preserve"> </w:t>
-      </w:r>
-      <w:r>
-        <w:t xml:space="preserve">Teas</w:t>
-      </w:r>
-    </w:p>
-    <w:p>
-      <w:pPr>
-        <w:pStyle w:val="Date"/>
-      </w:pPr>
-      <w:r>
-        <w:t xml:space="preserve">Submitted</w:t>
-      </w:r>
-      <w:r>
-        <w:t xml:space="preserve"> </w:t>
-      </w:r>
-      <w:r>
-        <w:t xml:space="preserve">to</w:t>
-      </w:r>
-      <w:r>
-        <w:t xml:space="preserve"> </w:t>
-      </w:r>
-      <w:r>
-        <w:t xml:space="preserve">Vernon</w:t>
-      </w:r>
-      <w:r>
-        <w:t xml:space="preserve"> </w:t>
-      </w:r>
-      <w:r>
-        <w:t xml:space="preserve">Press</w:t>
-      </w:r>
-    </w:p>
-    <w:bookmarkStart w:id="20" w:name="authors-names-and-affiliations"/>
-    <w:p>
-      <w:pPr>
-        <w:pStyle w:val="Heading2"/>
-      </w:pPr>
-      <w:r>
-        <w:t xml:space="preserve">1. Author(s)’ names and affiliations</w:t>
-      </w:r>
-    </w:p>
-    <w:p>
-      <w:pPr>
-        <w:pStyle w:val="FirstParagraph"/>
-      </w:pPr>
-      <w:r>
-        <w:t xml:space="preserve">Eric A. Booth, Senior Researcher, Texas 2036, Austin, Texas, USA</w:t>
-      </w:r>
-      <w:r>
-        <w:br/>
       </w:r>
       <w:r>
         <w:t xml:space="preserve">Elizabeth Teas, Senior Research Scientist, Far Harbor, LLC, USA</w:t>
@@ -236,7 +180,25 @@
         <w:t xml:space="preserve"> </w:t>
       </w:r>
       <w:r>
-        <w:t xml:space="preserve">covers the four ways evidence actually arrives: through a public API, from agencies that offer only a download button, from survey platforms while a survey is still open, and as repeated waves that must be linked into a panel without a shared identifier.</w:t>
+        <w:t xml:space="preserve">covers the four ways evidence actually arrives: through a public API, from agencies that offer only a download button, from survey platforms while a survey is still open, and as repeated waves that must be linked into a panel without a shared identifier. Chapter 6 closes the part with a capstone section that runs the book’s route end to end on one worked example. Three yearly wage extracts arrive as a CSV, an Excel workbook, and a Stata file, and one of them renames a column between years without saying so. The section carries that to an analysis-ready panel that can answer</w:t>
+      </w:r>
+      <w:r>
+        <w:t xml:space="preserve"> </w:t>
+      </w:r>
+      <w:r>
+        <w:t xml:space="preserve">“</w:t>
+      </w:r>
+      <w:r>
+        <w:t xml:space="preserve">where did this number come from?</w:t>
+      </w:r>
+      <w:r>
+        <w:t xml:space="preserve">”</w:t>
+      </w:r>
+      <w:r>
+        <w:t xml:space="preserve"> </w:t>
+      </w:r>
+      <w:r>
+        <w:t xml:space="preserve">on its own, and it includes the loop most pipelines skip: a reviewer reads the generated codebook, spots a wrong data vintage, and corrects the metadata rather than the data, under an overwrite guard that prints a row-by-row receipt.</w:t>
       </w:r>
     </w:p>
     <w:p>
@@ -298,7 +260,7 @@
         <w:pStyle w:val="BodyText"/>
       </w:pPr>
       <w:r>
-        <w:t xml:space="preserve">Four appendices give a setup guide, two end-to-end worked examples on real public files, a causal-design quick reference, and a toolkit index of every package used.</w:t>
+        <w:t xml:space="preserve">Five appendices give a setup guide, a causal-design quick reference, a toolkit index of every package used, two hands-on worked examples, and a 30-page reproducible capstone that carries one public dataset from ingest to finished deliverable.</w:t>
       </w:r>
     </w:p>
     <w:p>
@@ -336,7 +298,7 @@
         <w:t xml:space="preserve">complete</w:t>
       </w:r>
       <w:r>
-        <w:t xml:space="preserve">. All fifteen chapters and four appendices are drafted and compile clean at 328 pages. Every number, table, and figure printed in the book is generated by a companion do-file we can rerun on request, so the text and the code cannot drift apart.</w:t>
+        <w:t xml:space="preserve">. All fifteen chapters and five appendices are drafted and compile clean at 336 pages. Every number, table, and figure printed in the book is generated by a companion do-file we can rerun on request, so the text and the code cannot drift apart. The two capstones, section 6.6 and Appendix E, run with assertions at each step, so a broken step halts the do-file instead of printing a wrong number.</w:t>
       </w:r>
     </w:p>
     <w:p>
@@ -705,7 +667,7 @@
               <w:jc w:val="left"/>
             </w:pPr>
             <w:r>
-              <w:t xml:space="preserve">approximately 155,000</w:t>
+              <w:t xml:space="preserve">approximately 158,000</w:t>
             </w:r>
           </w:p>
         </w:tc>
@@ -731,7 +693,7 @@
               <w:jc w:val="left"/>
             </w:pPr>
             <w:r>
-              <w:t xml:space="preserve">65 figures and 32 tables. Figures are a mix of Stata-generated statistical graphics and TikZ-drawn workflow diagrams.</w:t>
+              <w:t xml:space="preserve">67 figures and 32 tables. Figures are a mix of Stata-generated statistical graphics and TikZ-drawn workflow diagrams.</w:t>
             </w:r>
           </w:p>
         </w:tc>
@@ -967,13 +929,14 @@
       </w:pPr>
       <w:r>
         <w:rPr>
-          <w:bCs/>
-          <w:b/>
+          <w:iCs/>
+          <w:i/>
         </w:rPr>
-        <w:t xml:space="preserve">[TO COMPLETE: how the authors heard about Vernon Press]</w:t>
+        <w:t xml:space="preserve">[Eric: answer this one yourself in a line. Leave it honest.]</w:t>
       </w:r>
     </w:p>
     <w:bookmarkEnd w:id="30"/>
+    <w:bookmarkEnd w:id="31"/>
     <w:sectPr/>
   </w:body>
 </w:document>
@@ -1651,7 +1614,7 @@
       <w:color w:themeColor="accent1" w:themeShade="BF" w:val="365F91"/>
     </w:rPr>
   </w:style>
-  <w:style w:type="paragraph" w:customStyle="1" w:styleId="SourceCode">
+  <w:style w:customStyle="1" w:styleId="SourceCode" w:type="paragraph">
     <w:name w:val="Source Code"/>
     <w:basedOn w:val="Normal"/>
     <w:link w:val="VerbatimChar"/>
@@ -1659,7 +1622,7 @@
       <w:wordWrap w:val="off"/>
     </w:pPr>
   </w:style>
-  <w:style w:type="character" w:customStyle="1" w:styleId="KeywordTok">
+  <w:style w:customStyle="1" w:styleId="KeywordTok" w:type="character">
     <w:name w:val="KeywordTok"/>
     <w:basedOn w:val="VerbatimChar"/>
     <w:rPr>
@@ -1667,77 +1630,77 @@
       <w:b/>
     </w:rPr>
   </w:style>
-  <w:style w:type="character" w:customStyle="1" w:styleId="DataTypeTok">
+  <w:style w:customStyle="1" w:styleId="DataTypeTok" w:type="character">
     <w:name w:val="DataTypeTok"/>
     <w:basedOn w:val="VerbatimChar"/>
     <w:rPr>
       <w:color w:val="902000"/>
     </w:rPr>
   </w:style>
-  <w:style w:type="character" w:customStyle="1" w:styleId="DecValTok">
+  <w:style w:customStyle="1" w:styleId="DecValTok" w:type="character">
     <w:name w:val="DecValTok"/>
     <w:basedOn w:val="VerbatimChar"/>
     <w:rPr>
       <w:color w:val="40a070"/>
     </w:rPr>
   </w:style>
-  <w:style w:type="character" w:customStyle="1" w:styleId="BaseNTok">
+  <w:style w:customStyle="1" w:styleId="BaseNTok" w:type="character">
     <w:name w:val="BaseNTok"/>
     <w:basedOn w:val="VerbatimChar"/>
     <w:rPr>
       <w:color w:val="40a070"/>
     </w:rPr>
   </w:style>
-  <w:style w:type="character" w:customStyle="1" w:styleId="FloatTok">
+  <w:style w:customStyle="1" w:styleId="FloatTok" w:type="character">
     <w:name w:val="FloatTok"/>
     <w:basedOn w:val="VerbatimChar"/>
     <w:rPr>
       <w:color w:val="40a070"/>
     </w:rPr>
   </w:style>
-  <w:style w:type="character" w:customStyle="1" w:styleId="ConstantTok">
+  <w:style w:customStyle="1" w:styleId="ConstantTok" w:type="character">
     <w:name w:val="ConstantTok"/>
     <w:basedOn w:val="VerbatimChar"/>
     <w:rPr>
       <w:color w:val="880000"/>
     </w:rPr>
   </w:style>
-  <w:style w:type="character" w:customStyle="1" w:styleId="CharTok">
+  <w:style w:customStyle="1" w:styleId="CharTok" w:type="character">
     <w:name w:val="CharTok"/>
     <w:basedOn w:val="VerbatimChar"/>
     <w:rPr>
       <w:color w:val="4070a0"/>
     </w:rPr>
   </w:style>
-  <w:style w:type="character" w:customStyle="1" w:styleId="SpecialCharTok">
+  <w:style w:customStyle="1" w:styleId="SpecialCharTok" w:type="character">
     <w:name w:val="SpecialCharTok"/>
     <w:basedOn w:val="VerbatimChar"/>
     <w:rPr>
       <w:color w:val="4070a0"/>
     </w:rPr>
   </w:style>
-  <w:style w:type="character" w:customStyle="1" w:styleId="StringTok">
+  <w:style w:customStyle="1" w:styleId="StringTok" w:type="character">
     <w:name w:val="StringTok"/>
     <w:basedOn w:val="VerbatimChar"/>
     <w:rPr>
       <w:color w:val="4070a0"/>
     </w:rPr>
   </w:style>
-  <w:style w:type="character" w:customStyle="1" w:styleId="VerbatimStringTok">
+  <w:style w:customStyle="1" w:styleId="VerbatimStringTok" w:type="character">
     <w:name w:val="VerbatimStringTok"/>
     <w:basedOn w:val="VerbatimChar"/>
     <w:rPr>
       <w:color w:val="4070a0"/>
     </w:rPr>
   </w:style>
-  <w:style w:type="character" w:customStyle="1" w:styleId="SpecialStringTok">
+  <w:style w:customStyle="1" w:styleId="SpecialStringTok" w:type="character">
     <w:name w:val="SpecialStringTok"/>
     <w:basedOn w:val="VerbatimChar"/>
     <w:rPr>
       <w:color w:val="bb6688"/>
     </w:rPr>
   </w:style>
-  <w:style w:type="character" w:customStyle="1" w:styleId="ImportTok">
+  <w:style w:customStyle="1" w:styleId="ImportTok" w:type="character">
     <w:name w:val="ImportTok"/>
     <w:basedOn w:val="VerbatimChar"/>
     <w:rPr>
@@ -1745,7 +1708,7 @@
       <w:b/>
     </w:rPr>
   </w:style>
-  <w:style w:type="character" w:customStyle="1" w:styleId="CommentTok">
+  <w:style w:customStyle="1" w:styleId="CommentTok" w:type="character">
     <w:name w:val="CommentTok"/>
     <w:basedOn w:val="VerbatimChar"/>
     <w:rPr>
@@ -1753,7 +1716,7 @@
       <w:i/>
     </w:rPr>
   </w:style>
-  <w:style w:type="character" w:customStyle="1" w:styleId="DocumentationTok">
+  <w:style w:customStyle="1" w:styleId="DocumentationTok" w:type="character">
     <w:name w:val="DocumentationTok"/>
     <w:basedOn w:val="VerbatimChar"/>
     <w:rPr>
@@ -1761,7 +1724,7 @@
       <w:i/>
     </w:rPr>
   </w:style>
-  <w:style w:type="character" w:customStyle="1" w:styleId="AnnotationTok">
+  <w:style w:customStyle="1" w:styleId="AnnotationTok" w:type="character">
     <w:name w:val="AnnotationTok"/>
     <w:basedOn w:val="VerbatimChar"/>
     <w:rPr>
@@ -1770,7 +1733,7 @@
       <w:i/>
     </w:rPr>
   </w:style>
-  <w:style w:type="character" w:customStyle="1" w:styleId="CommentVarTok">
+  <w:style w:customStyle="1" w:styleId="CommentVarTok" w:type="character">
     <w:name w:val="CommentVarTok"/>
     <w:basedOn w:val="VerbatimChar"/>
     <w:rPr>
@@ -1779,28 +1742,28 @@
       <w:i/>
     </w:rPr>
   </w:style>
-  <w:style w:type="character" w:customStyle="1" w:styleId="OtherTok">
+  <w:style w:customStyle="1" w:styleId="OtherTok" w:type="character">
     <w:name w:val="OtherTok"/>
     <w:basedOn w:val="VerbatimChar"/>
     <w:rPr>
       <w:color w:val="007020"/>
     </w:rPr>
   </w:style>
-  <w:style w:type="character" w:customStyle="1" w:styleId="FunctionTok">
+  <w:style w:customStyle="1" w:styleId="FunctionTok" w:type="character">
     <w:name w:val="FunctionTok"/>
     <w:basedOn w:val="VerbatimChar"/>
     <w:rPr>
       <w:color w:val="06287e"/>
     </w:rPr>
   </w:style>
-  <w:style w:type="character" w:customStyle="1" w:styleId="VariableTok">
+  <w:style w:customStyle="1" w:styleId="VariableTok" w:type="character">
     <w:name w:val="VariableTok"/>
     <w:basedOn w:val="VerbatimChar"/>
     <w:rPr>
       <w:color w:val="19177c"/>
     </w:rPr>
   </w:style>
-  <w:style w:type="character" w:customStyle="1" w:styleId="ControlFlowTok">
+  <w:style w:customStyle="1" w:styleId="ControlFlowTok" w:type="character">
     <w:name w:val="ControlFlowTok"/>
     <w:basedOn w:val="VerbatimChar"/>
     <w:rPr>
@@ -1808,45 +1771,45 @@
       <w:b/>
     </w:rPr>
   </w:style>
-  <w:style w:type="character" w:customStyle="1" w:styleId="OperatorTok">
+  <w:style w:customStyle="1" w:styleId="OperatorTok" w:type="character">
     <w:name w:val="OperatorTok"/>
     <w:basedOn w:val="VerbatimChar"/>
     <w:rPr>
       <w:color w:val="666666"/>
     </w:rPr>
   </w:style>
-  <w:style w:type="character" w:customStyle="1" w:styleId="BuiltInTok">
+  <w:style w:customStyle="1" w:styleId="BuiltInTok" w:type="character">
     <w:name w:val="BuiltInTok"/>
     <w:basedOn w:val="VerbatimChar"/>
     <w:rPr>
       <w:color w:val="008000"/>
     </w:rPr>
   </w:style>
-  <w:style w:type="character" w:customStyle="1" w:styleId="ExtensionTok">
+  <w:style w:customStyle="1" w:styleId="ExtensionTok" w:type="character">
     <w:name w:val="ExtensionTok"/>
     <w:basedOn w:val="VerbatimChar"/>
     <w:rPr/>
   </w:style>
-  <w:style w:type="character" w:customStyle="1" w:styleId="PreprocessorTok">
+  <w:style w:customStyle="1" w:styleId="PreprocessorTok" w:type="character">
     <w:name w:val="PreprocessorTok"/>
     <w:basedOn w:val="VerbatimChar"/>
     <w:rPr>
       <w:color w:val="bc7a00"/>
     </w:rPr>
   </w:style>
-  <w:style w:type="character" w:customStyle="1" w:styleId="AttributeTok">
+  <w:style w:customStyle="1" w:styleId="AttributeTok" w:type="character">
     <w:name w:val="AttributeTok"/>
     <w:basedOn w:val="VerbatimChar"/>
     <w:rPr>
       <w:color w:val="7d9029"/>
     </w:rPr>
   </w:style>
-  <w:style w:type="character" w:customStyle="1" w:styleId="RegionMarkerTok">
+  <w:style w:customStyle="1" w:styleId="RegionMarkerTok" w:type="character">
     <w:name w:val="RegionMarkerTok"/>
     <w:basedOn w:val="VerbatimChar"/>
     <w:rPr/>
   </w:style>
-  <w:style w:type="character" w:customStyle="1" w:styleId="InformationTok">
+  <w:style w:customStyle="1" w:styleId="InformationTok" w:type="character">
     <w:name w:val="InformationTok"/>
     <w:basedOn w:val="VerbatimChar"/>
     <w:rPr>
@@ -1855,7 +1818,7 @@
       <w:i/>
     </w:rPr>
   </w:style>
-  <w:style w:type="character" w:customStyle="1" w:styleId="WarningTok">
+  <w:style w:customStyle="1" w:styleId="WarningTok" w:type="character">
     <w:name w:val="WarningTok"/>
     <w:basedOn w:val="VerbatimChar"/>
     <w:rPr>
@@ -1864,7 +1827,7 @@
       <w:i/>
     </w:rPr>
   </w:style>
-  <w:style w:type="character" w:customStyle="1" w:styleId="AlertTok">
+  <w:style w:customStyle="1" w:styleId="AlertTok" w:type="character">
     <w:name w:val="AlertTok"/>
     <w:basedOn w:val="VerbatimChar"/>
     <w:rPr>
@@ -1872,7 +1835,7 @@
       <w:b/>
     </w:rPr>
   </w:style>
-  <w:style w:type="character" w:customStyle="1" w:styleId="ErrorTok">
+  <w:style w:customStyle="1" w:styleId="ErrorTok" w:type="character">
     <w:name w:val="ErrorTok"/>
     <w:basedOn w:val="VerbatimChar"/>
     <w:rPr>
@@ -1880,7 +1843,7 @@
       <w:b/>
     </w:rPr>
   </w:style>
-  <w:style w:type="character" w:customStyle="1" w:styleId="NormalTok">
+  <w:style w:customStyle="1" w:styleId="NormalTok" w:type="character">
     <w:name w:val="NormalTok"/>
     <w:basedOn w:val="VerbatimChar"/>
     <w:rPr/>
